--- a/基于 YOLOv8 与注意力机制的疲劳驾驶面部识别系统_学校模板版_按新意见修订.docx
+++ b/基于 YOLOv8 与注意力机制的疲劳驾驶面部识别系统_学校模板版_按新意见修订.docx
@@ -162,7 +162,7 @@
           <w:b/>
           <w:sz w:val="24"/>
         </w:rPr>
-        <w:t>题    目：基于 YOLOv8 与注意力机制的疲劳驾驶面部识别系统</w:t>
+        <w:t>题    目：基于YOLOv8与注意力机制的疲劳驾驶面部识别系统</w:t>
       </w:r>
     </w:p>
     <w:p>
@@ -1514,7 +1514,7 @@
           <w:sz w:val="30"/>
           <w:szCs w:val="28"/>
         </w:rPr>
-        <w:t xml:space="preserve">2.1 YOLOv8 </w:t>
+        <w:t>2.1 YOLOv8</w:t>
       </w:r>
       <w:r>
         <w:rPr>
@@ -1587,7 +1587,7 @@
           <w:sz w:val="30"/>
           <w:szCs w:val="28"/>
         </w:rPr>
-        <w:t xml:space="preserve">2.2 CBAM </w:t>
+        <w:t>2.2 CBAM</w:t>
       </w:r>
       <w:r>
         <w:rPr>
@@ -1660,7 +1660,7 @@
           <w:sz w:val="30"/>
           <w:szCs w:val="28"/>
         </w:rPr>
-        <w:t xml:space="preserve">2.3 PyTorch </w:t>
+        <w:t>2.3 PyTorch</w:t>
       </w:r>
       <w:r>
         <w:rPr>
@@ -1676,7 +1676,7 @@
           <w:sz w:val="30"/>
           <w:szCs w:val="28"/>
         </w:rPr>
-        <w:t xml:space="preserve"> Ultralytics </w:t>
+        <w:t>Ultralytics</w:t>
       </w:r>
       <w:r>
         <w:rPr>
@@ -1735,7 +1735,7 @@
           <w:sz w:val="30"/>
           <w:szCs w:val="28"/>
         </w:rPr>
-        <w:t xml:space="preserve">2.4 OpenCV </w:t>
+        <w:t>2.4 OpenCV</w:t>
       </w:r>
       <w:r>
         <w:rPr>
@@ -1794,8 +1794,7 @@
           <w:sz w:val="30"/>
           <w:szCs w:val="28"/>
         </w:rPr>
-        <w:lastRenderedPageBreak/>
-        <w:t xml:space="preserve">2.5 PyQt5 </w:t>
+        <w:t>2.5 PyQt5</w:t>
       </w:r>
       <w:r>
         <w:rPr>
@@ -3869,7 +3868,7 @@
           <w:rFonts w:ascii="Times New Roman" w:eastAsia="宋体" w:hAnsi="Times New Roman"/>
           <w:sz w:val="30"/>
         </w:rPr>
-        <w:t xml:space="preserve">4.2 YOLOv8n </w:t>
+        <w:t>4.2 YOLOv8n</w:t>
       </w:r>
       <w:r>
         <w:rPr>
@@ -3935,7 +3934,7 @@
           <w:rFonts w:ascii="Times New Roman" w:eastAsia="宋体" w:hAnsi="Times New Roman"/>
           <w:sz w:val="30"/>
         </w:rPr>
-        <w:t xml:space="preserve">4.3 CBAM </w:t>
+        <w:t>4.3 CBAM</w:t>
       </w:r>
       <w:r>
         <w:rPr>
@@ -6188,7 +6187,7 @@
           <w:rFonts w:ascii="Times New Roman" w:eastAsia="宋体" w:hAnsi="Times New Roman"/>
           <w:sz w:val="30"/>
         </w:rPr>
-        <w:t xml:space="preserve">5.3 PR </w:t>
+        <w:t>5.3 PR</w:t>
       </w:r>
       <w:r>
         <w:rPr>
@@ -6202,7 +6201,7 @@
           <w:rFonts w:ascii="Times New Roman" w:eastAsia="宋体" w:hAnsi="Times New Roman"/>
           <w:sz w:val="30"/>
         </w:rPr>
-        <w:t xml:space="preserve"> F1 </w:t>
+        <w:t>F1</w:t>
       </w:r>
       <w:r>
         <w:rPr>
@@ -6250,7 +6249,7 @@
           <w:rFonts w:ascii="Times New Roman" w:hAnsi="Times New Roman" w:eastAsia="宋体"/>
           <w:sz w:val="24"/>
         </w:rPr>
-        <w:t>图 5-1 YOLOv8n 基线模型 PR 曲线</w:t>
+        <w:t>图 5-1 YOLOv8n基线模型PR曲线</w:t>
       </w:r>
     </w:p>
     <w:p>
@@ -6263,7 +6262,7 @@
           <w:rFonts w:ascii="Times New Roman" w:hAnsi="Times New Roman" w:eastAsia="宋体"/>
           <w:sz w:val="24"/>
         </w:rPr>
-        <w:t>图 5-2 YOLOv8n + CBAM 模型 PR 曲线</w:t>
+        <w:t>图 5-2 YOLOv8n + CBAM模型PR曲线</w:t>
       </w:r>
     </w:p>
     <w:p>
@@ -6302,7 +6301,7 @@
           <w:rFonts w:ascii="Times New Roman" w:hAnsi="Times New Roman" w:eastAsia="宋体"/>
           <w:sz w:val="24"/>
         </w:rPr>
-        <w:t>图 5-3 YOLOv8n 基线模型 F1 曲线</w:t>
+        <w:t>图 5-3 YOLOv8n基线模型F1曲线</w:t>
       </w:r>
     </w:p>
     <w:p>
@@ -6315,7 +6314,7 @@
           <w:rFonts w:ascii="Times New Roman" w:hAnsi="Times New Roman" w:eastAsia="宋体"/>
           <w:sz w:val="24"/>
         </w:rPr>
-        <w:t>图 5-4 YOLOv8n + CBAM 模型 F1 曲线</w:t>
+        <w:t>图 5-4 YOLOv8n + CBAM模型F1曲线</w:t>
       </w:r>
     </w:p>
     <w:p>
@@ -6360,7 +6359,7 @@
           <w:rFonts w:ascii="Times New Roman" w:hAnsi="Times New Roman" w:eastAsia="宋体"/>
           <w:sz w:val="24"/>
         </w:rPr>
-        <w:t xml:space="preserve"> 5-2 CBAM </w:t>
+        <w:t xml:space="preserve"> 5-2 CBAM</w:t>
       </w:r>
       <w:r>
         <w:rPr>
@@ -7205,7 +7204,7 @@
           <w:rFonts w:ascii="Times New Roman" w:hAnsi="Times New Roman" w:eastAsia="宋体"/>
           <w:sz w:val="24"/>
         </w:rPr>
-        <w:t xml:space="preserve"> 5-5 YOLOv8n + CBAM </w:t>
+        <w:t xml:space="preserve"> 5-5 YOLOv8n + CBAM</w:t>
       </w:r>
       <w:r>
         <w:rPr>
@@ -7945,7 +7944,7 @@
                 <w:rFonts w:ascii="宋体" w:hAnsi="宋体" w:eastAsia="宋体"/>
                 <w:sz w:val="21"/>
               </w:rPr>
-              <w:t xml:space="preserve"> YOLOv8n </w:t>
+              <w:t>YOLOv8n</w:t>
             </w:r>
             <w:r>
               <w:rPr>
@@ -7959,7 +7958,7 @@
                 <w:rFonts w:ascii="宋体" w:hAnsi="宋体" w:eastAsia="宋体"/>
                 <w:sz w:val="21"/>
               </w:rPr>
-              <w:t xml:space="preserve"> YOLOv8n + CBAM </w:t>
+              <w:t>YOLOv8n + CBAM</w:t>
             </w:r>
             <w:r>
               <w:rPr>
